--- a/tillsyn/A 33243-2026 tillsynsbegäran.docx
+++ b/tillsyn/A 33243-2026 tillsynsbegäran.docx
@@ -22,7 +22,7 @@
       <w:r>
         <w:drawing>
           <wp:inline xmlns:a="http://schemas.openxmlformats.org/drawingml/2006/main" xmlns:pic="http://schemas.openxmlformats.org/drawingml/2006/picture">
-            <wp:extent cx="5486400" cy="5248845"/>
+            <wp:extent cx="5486400" cy="5486400"/>
             <wp:docPr id="1" name="Picture 1"/>
             <wp:cNvGraphicFramePr>
               <a:graphicFrameLocks noChangeAspect="1"/>
@@ -43,7 +43,7 @@
                   <pic:spPr>
                     <a:xfrm>
                       <a:off x="0" y="0"/>
-                      <a:ext cx="5486400" cy="5248845"/>
+                      <a:ext cx="5486400" cy="5486400"/>
                     </a:xfrm>
                     <a:prstGeom prst="rect"/>
                   </pic:spPr>
@@ -60,12 +60,12 @@
         <w:spacing w:after="240"/>
       </w:pPr>
       <w:r>
-        <w:t>Figur 1. Fyndplatser för naturvårdsarter inom 15 meter från avverkningsanmälan. Markörer utan svart kant är placerade på fyndplatsen. Markörer med svart kant är placerade vid sidan av fyndplatsen och har ett svart streck som visar fyndplatsens exakta position. Kartans mittpunktskoordinat är N 6535141, E 444966 i SWEREF 99 TM.</w:t>
+        <w:t>Figur 1. Fyndplatser för naturvårdsarter i och inom 15 meter från avverkningsanmälan. Markörer utan svart kant är placerade på fyndplatsen. Markörer med svart kant är placerade vid sidan av fyndplatsen och har ett svart streck som visar fyndplatsens exakta position. Kartans mittpunktskoordinat är N 6535141, E 444966 i SWEREF 99 TM.</w:t>
       </w:r>
     </w:p>
     <w:p>
       <w:r>
-        <w:t>Inom 15 meter från avverkningsanmälan finns fynd av 1 naturvårdsarter, varav 1 är fridlyst: kopparödla (§6). Se Figur 1.</w:t>
+        <w:t>I och inom 15 meter från avverkningsanmälan finns fynd av 3 naturvårdsarter, varav 1 är rödlistad och 2 är fridlysta: silversmygare (NT), kopparödla (§6) och skogsödla (§6). Se Figur 1.</w:t>
       </w:r>
     </w:p>
     <w:p>
@@ -227,7 +227,7 @@
     <w:r>
       <w:tab/>
       <w:tab/>
-      <w:t>2026-09-14</w:t>
+      <w:t>2026-09-15</w:t>
       <w:br/>
       <w:br/>
     </w:r>

--- a/tillsyn/A 33243-2026 tillsynsbegäran.docx
+++ b/tillsyn/A 33243-2026 tillsynsbegäran.docx
@@ -227,7 +227,7 @@
     <w:r>
       <w:tab/>
       <w:tab/>
-      <w:t>2026-09-15</w:t>
+      <w:t>2026-09-16</w:t>
       <w:br/>
       <w:br/>
     </w:r>

--- a/tillsyn/A 33243-2026 tillsynsbegäran.docx
+++ b/tillsyn/A 33243-2026 tillsynsbegäran.docx
@@ -227,7 +227,7 @@
     <w:r>
       <w:tab/>
       <w:tab/>
-      <w:t>2026-09-16</w:t>
+      <w:t>2026-09-17</w:t>
       <w:br/>
       <w:br/>
     </w:r>

--- a/tillsyn/A 33243-2026 tillsynsbegäran.docx
+++ b/tillsyn/A 33243-2026 tillsynsbegäran.docx
@@ -227,7 +227,7 @@
     <w:r>
       <w:tab/>
       <w:tab/>
-      <w:t>2026-09-17</w:t>
+      <w:t>2026-09-18</w:t>
       <w:br/>
       <w:br/>
     </w:r>

--- a/tillsyn/A 33243-2026 tillsynsbegäran.docx
+++ b/tillsyn/A 33243-2026 tillsynsbegäran.docx
@@ -227,7 +227,7 @@
     <w:r>
       <w:tab/>
       <w:tab/>
-      <w:t>2026-09-18</w:t>
+      <w:t>2026-09-19</w:t>
       <w:br/>
       <w:br/>
     </w:r>

--- a/tillsyn/A 33243-2026 tillsynsbegäran.docx
+++ b/tillsyn/A 33243-2026 tillsynsbegäran.docx
@@ -227,7 +227,7 @@
     <w:r>
       <w:tab/>
       <w:tab/>
-      <w:t>2026-09-19</w:t>
+      <w:t>2026-09-21</w:t>
       <w:br/>
       <w:br/>
     </w:r>

--- a/tillsyn/A 33243-2026 tillsynsbegäran.docx
+++ b/tillsyn/A 33243-2026 tillsynsbegäran.docx
@@ -227,7 +227,7 @@
     <w:r>
       <w:tab/>
       <w:tab/>
-      <w:t>2026-09-21</w:t>
+      <w:t>2026-09-23</w:t>
       <w:br/>
       <w:br/>
     </w:r>

--- a/tillsyn/A 33243-2026 tillsynsbegäran.docx
+++ b/tillsyn/A 33243-2026 tillsynsbegäran.docx
@@ -227,7 +227,7 @@
     <w:r>
       <w:tab/>
       <w:tab/>
-      <w:t>2026-09-23</w:t>
+      <w:t>2026-09-24</w:t>
       <w:br/>
       <w:br/>
     </w:r>

--- a/tillsyn/A 33243-2026 tillsynsbegäran.docx
+++ b/tillsyn/A 33243-2026 tillsynsbegäran.docx
@@ -227,7 +227,7 @@
     <w:r>
       <w:tab/>
       <w:tab/>
-      <w:t>2026-09-24</w:t>
+      <w:t>2026-09-25</w:t>
       <w:br/>
       <w:br/>
     </w:r>

--- a/tillsyn/A 33243-2026 tillsynsbegäran.docx
+++ b/tillsyn/A 33243-2026 tillsynsbegäran.docx
@@ -227,7 +227,7 @@
     <w:r>
       <w:tab/>
       <w:tab/>
-      <w:t>2026-09-25</w:t>
+      <w:t>2026-09-26</w:t>
       <w:br/>
       <w:br/>
     </w:r>

--- a/tillsyn/A 33243-2026 tillsynsbegäran.docx
+++ b/tillsyn/A 33243-2026 tillsynsbegäran.docx
@@ -227,7 +227,7 @@
     <w:r>
       <w:tab/>
       <w:tab/>
-      <w:t>2026-09-26</w:t>
+      <w:t>2026-09-27</w:t>
       <w:br/>
       <w:br/>
     </w:r>

--- a/tillsyn/A 33243-2026 tillsynsbegäran.docx
+++ b/tillsyn/A 33243-2026 tillsynsbegäran.docx
@@ -227,7 +227,7 @@
     <w:r>
       <w:tab/>
       <w:tab/>
-      <w:t>2026-09-27</w:t>
+      <w:t>2026-09-28</w:t>
       <w:br/>
       <w:br/>
     </w:r>

--- a/tillsyn/A 33243-2026 tillsynsbegäran.docx
+++ b/tillsyn/A 33243-2026 tillsynsbegäran.docx
@@ -227,7 +227,7 @@
     <w:r>
       <w:tab/>
       <w:tab/>
-      <w:t>2026-09-28</w:t>
+      <w:t>2026-09-29</w:t>
       <w:br/>
       <w:br/>
     </w:r>

--- a/tillsyn/A 33243-2026 tillsynsbegäran.docx
+++ b/tillsyn/A 33243-2026 tillsynsbegäran.docx
@@ -227,7 +227,7 @@
     <w:r>
       <w:tab/>
       <w:tab/>
-      <w:t>2026-09-29</w:t>
+      <w:t>2026-09-30</w:t>
       <w:br/>
       <w:br/>
     </w:r>

--- a/tillsyn/A 33243-2026 tillsynsbegäran.docx
+++ b/tillsyn/A 33243-2026 tillsynsbegäran.docx
@@ -227,7 +227,7 @@
     <w:r>
       <w:tab/>
       <w:tab/>
-      <w:t>2026-09-30</w:t>
+      <w:t>2026-10-01</w:t>
       <w:br/>
       <w:br/>
     </w:r>

--- a/tillsyn/A 33243-2026 tillsynsbegäran.docx
+++ b/tillsyn/A 33243-2026 tillsynsbegäran.docx
@@ -227,7 +227,7 @@
     <w:r>
       <w:tab/>
       <w:tab/>
-      <w:t>2026-10-01</w:t>
+      <w:t>2026-10-02</w:t>
       <w:br/>
       <w:br/>
     </w:r>

--- a/tillsyn/A 33243-2026 tillsynsbegäran.docx
+++ b/tillsyn/A 33243-2026 tillsynsbegäran.docx
@@ -227,7 +227,7 @@
     <w:r>
       <w:tab/>
       <w:tab/>
-      <w:t>2026-10-02</w:t>
+      <w:t>2026-10-03</w:t>
       <w:br/>
       <w:br/>
     </w:r>

--- a/tillsyn/A 33243-2026 tillsynsbegäran.docx
+++ b/tillsyn/A 33243-2026 tillsynsbegäran.docx
@@ -227,7 +227,7 @@
     <w:r>
       <w:tab/>
       <w:tab/>
-      <w:t>2026-10-03</w:t>
+      <w:t>2026-10-04</w:t>
       <w:br/>
       <w:br/>
     </w:r>

--- a/tillsyn/A 33243-2026 tillsynsbegäran.docx
+++ b/tillsyn/A 33243-2026 tillsynsbegäran.docx
@@ -227,7 +227,7 @@
     <w:r>
       <w:tab/>
       <w:tab/>
-      <w:t>2026-10-04</w:t>
+      <w:t>2026-10-05</w:t>
       <w:br/>
       <w:br/>
     </w:r>

--- a/tillsyn/A 33243-2026 tillsynsbegäran.docx
+++ b/tillsyn/A 33243-2026 tillsynsbegäran.docx
@@ -227,7 +227,7 @@
     <w:r>
       <w:tab/>
       <w:tab/>
-      <w:t>2026-10-05</w:t>
+      <w:t>2026-10-06</w:t>
       <w:br/>
       <w:br/>
     </w:r>

--- a/tillsyn/A 33243-2026 tillsynsbegäran.docx
+++ b/tillsyn/A 33243-2026 tillsynsbegäran.docx
@@ -227,7 +227,7 @@
     <w:r>
       <w:tab/>
       <w:tab/>
-      <w:t>2026-10-06</w:t>
+      <w:t>2026-10-07</w:t>
       <w:br/>
       <w:br/>
     </w:r>

--- a/tillsyn/A 33243-2026 tillsynsbegäran.docx
+++ b/tillsyn/A 33243-2026 tillsynsbegäran.docx
@@ -227,7 +227,7 @@
     <w:r>
       <w:tab/>
       <w:tab/>
-      <w:t>2026-10-07</w:t>
+      <w:t>2026-10-08</w:t>
       <w:br/>
       <w:br/>
     </w:r>

--- a/tillsyn/A 33243-2026 tillsynsbegäran.docx
+++ b/tillsyn/A 33243-2026 tillsynsbegäran.docx
@@ -227,7 +227,7 @@
     <w:r>
       <w:tab/>
       <w:tab/>
-      <w:t>2026-10-08</w:t>
+      <w:t>2026-10-09</w:t>
       <w:br/>
       <w:br/>
     </w:r>

--- a/tillsyn/A 33243-2026 tillsynsbegäran.docx
+++ b/tillsyn/A 33243-2026 tillsynsbegäran.docx
@@ -227,7 +227,7 @@
     <w:r>
       <w:tab/>
       <w:tab/>
-      <w:t>2026-10-09</w:t>
+      <w:t>2026-10-10</w:t>
       <w:br/>
       <w:br/>
     </w:r>

--- a/tillsyn/A 33243-2026 tillsynsbegäran.docx
+++ b/tillsyn/A 33243-2026 tillsynsbegäran.docx
@@ -227,7 +227,7 @@
     <w:r>
       <w:tab/>
       <w:tab/>
-      <w:t>2026-10-10</w:t>
+      <w:t>2026-10-11</w:t>
       <w:br/>
       <w:br/>
     </w:r>

--- a/tillsyn/A 33243-2026 tillsynsbegäran.docx
+++ b/tillsyn/A 33243-2026 tillsynsbegäran.docx
@@ -227,7 +227,7 @@
     <w:r>
       <w:tab/>
       <w:tab/>
-      <w:t>2026-10-11</w:t>
+      <w:t>2026-10-12</w:t>
       <w:br/>
       <w:br/>
     </w:r>

--- a/tillsyn/A 33243-2026 tillsynsbegäran.docx
+++ b/tillsyn/A 33243-2026 tillsynsbegäran.docx
@@ -227,7 +227,7 @@
     <w:r>
       <w:tab/>
       <w:tab/>
-      <w:t>2026-10-12</w:t>
+      <w:t>2026-10-13</w:t>
       <w:br/>
       <w:br/>
     </w:r>

--- a/tillsyn/A 33243-2026 tillsynsbegäran.docx
+++ b/tillsyn/A 33243-2026 tillsynsbegäran.docx
@@ -227,7 +227,7 @@
     <w:r>
       <w:tab/>
       <w:tab/>
-      <w:t>2026-10-13</w:t>
+      <w:t>2026-10-14</w:t>
       <w:br/>
       <w:br/>
     </w:r>

--- a/tillsyn/A 33243-2026 tillsynsbegäran.docx
+++ b/tillsyn/A 33243-2026 tillsynsbegäran.docx
@@ -227,7 +227,7 @@
     <w:r>
       <w:tab/>
       <w:tab/>
-      <w:t>2026-10-14</w:t>
+      <w:t>2026-10-15</w:t>
       <w:br/>
       <w:br/>
     </w:r>

--- a/tillsyn/A 33243-2026 tillsynsbegäran.docx
+++ b/tillsyn/A 33243-2026 tillsynsbegäran.docx
@@ -227,7 +227,7 @@
     <w:r>
       <w:tab/>
       <w:tab/>
-      <w:t>2026-10-15</w:t>
+      <w:t>2026-10-16</w:t>
       <w:br/>
       <w:br/>
     </w:r>

--- a/tillsyn/A 33243-2026 tillsynsbegäran.docx
+++ b/tillsyn/A 33243-2026 tillsynsbegäran.docx
@@ -227,7 +227,7 @@
     <w:r>
       <w:tab/>
       <w:tab/>
-      <w:t>2026-10-16</w:t>
+      <w:t>2026-10-17</w:t>
       <w:br/>
       <w:br/>
     </w:r>

--- a/tillsyn/A 33243-2026 tillsynsbegäran.docx
+++ b/tillsyn/A 33243-2026 tillsynsbegäran.docx
@@ -227,7 +227,7 @@
     <w:r>
       <w:tab/>
       <w:tab/>
-      <w:t>2026-10-17</w:t>
+      <w:t>2026-10-18</w:t>
       <w:br/>
       <w:br/>
     </w:r>

--- a/tillsyn/A 33243-2026 tillsynsbegäran.docx
+++ b/tillsyn/A 33243-2026 tillsynsbegäran.docx
@@ -227,7 +227,7 @@
     <w:r>
       <w:tab/>
       <w:tab/>
-      <w:t>2026-10-18</w:t>
+      <w:t>2026-10-19</w:t>
       <w:br/>
       <w:br/>
     </w:r>

--- a/tillsyn/A 33243-2026 tillsynsbegäran.docx
+++ b/tillsyn/A 33243-2026 tillsynsbegäran.docx
@@ -227,7 +227,7 @@
     <w:r>
       <w:tab/>
       <w:tab/>
-      <w:t>2026-10-19</w:t>
+      <w:t>2026-10-20</w:t>
       <w:br/>
       <w:br/>
     </w:r>

--- a/tillsyn/A 33243-2026 tillsynsbegäran.docx
+++ b/tillsyn/A 33243-2026 tillsynsbegäran.docx
@@ -227,7 +227,7 @@
     <w:r>
       <w:tab/>
       <w:tab/>
-      <w:t>2026-10-20</w:t>
+      <w:t>2026-10-21</w:t>
       <w:br/>
       <w:br/>
     </w:r>

--- a/tillsyn/A 33243-2026 tillsynsbegäran.docx
+++ b/tillsyn/A 33243-2026 tillsynsbegäran.docx
@@ -227,7 +227,7 @@
     <w:r>
       <w:tab/>
       <w:tab/>
-      <w:t>2026-10-21</w:t>
+      <w:t>2026-10-22</w:t>
       <w:br/>
       <w:br/>
     </w:r>

--- a/tillsyn/A 33243-2026 tillsynsbegäran.docx
+++ b/tillsyn/A 33243-2026 tillsynsbegäran.docx
@@ -227,7 +227,7 @@
     <w:r>
       <w:tab/>
       <w:tab/>
-      <w:t>2026-10-22</w:t>
+      <w:t>2026-10-23</w:t>
       <w:br/>
       <w:br/>
     </w:r>

--- a/tillsyn/A 33243-2026 tillsynsbegäran.docx
+++ b/tillsyn/A 33243-2026 tillsynsbegäran.docx
@@ -227,7 +227,7 @@
     <w:r>
       <w:tab/>
       <w:tab/>
-      <w:t>2026-10-23</w:t>
+      <w:t>2026-10-24</w:t>
       <w:br/>
       <w:br/>
     </w:r>

--- a/tillsyn/A 33243-2026 tillsynsbegäran.docx
+++ b/tillsyn/A 33243-2026 tillsynsbegäran.docx
@@ -227,7 +227,7 @@
     <w:r>
       <w:tab/>
       <w:tab/>
-      <w:t>2026-10-24</w:t>
+      <w:t>2026-10-25</w:t>
       <w:br/>
       <w:br/>
     </w:r>

--- a/tillsyn/A 33243-2026 tillsynsbegäran.docx
+++ b/tillsyn/A 33243-2026 tillsynsbegäran.docx
@@ -227,7 +227,7 @@
     <w:r>
       <w:tab/>
       <w:tab/>
-      <w:t>2026-10-25</w:t>
+      <w:t>2026-10-26</w:t>
       <w:br/>
       <w:br/>
     </w:r>

--- a/tillsyn/A 33243-2026 tillsynsbegäran.docx
+++ b/tillsyn/A 33243-2026 tillsynsbegäran.docx
@@ -227,7 +227,7 @@
     <w:r>
       <w:tab/>
       <w:tab/>
-      <w:t>2026-10-26</w:t>
+      <w:t>2026-10-27</w:t>
       <w:br/>
       <w:br/>
     </w:r>

--- a/tillsyn/A 33243-2026 tillsynsbegäran.docx
+++ b/tillsyn/A 33243-2026 tillsynsbegäran.docx
@@ -227,7 +227,7 @@
     <w:r>
       <w:tab/>
       <w:tab/>
-      <w:t>2026-10-27</w:t>
+      <w:t>2026-10-28</w:t>
       <w:br/>
       <w:br/>
     </w:r>

--- a/tillsyn/A 33243-2026 tillsynsbegäran.docx
+++ b/tillsyn/A 33243-2026 tillsynsbegäran.docx
@@ -227,7 +227,7 @@
     <w:r>
       <w:tab/>
       <w:tab/>
-      <w:t>2026-10-28</w:t>
+      <w:t>2026-10-29</w:t>
       <w:br/>
       <w:br/>
     </w:r>

--- a/tillsyn/A 33243-2026 tillsynsbegäran.docx
+++ b/tillsyn/A 33243-2026 tillsynsbegäran.docx
@@ -227,7 +227,7 @@
     <w:r>
       <w:tab/>
       <w:tab/>
-      <w:t>2026-10-29</w:t>
+      <w:t>2026-10-31</w:t>
       <w:br/>
       <w:br/>
     </w:r>
